--- a/netlify/functions/templates/HS_Expand_Customer_Value_90-Day_Action_Plan.docx
+++ b/netlify/functions/templates/HS_Expand_Customer_Value_90-Day_Action_Plan.docx
@@ -531,6 +531,20 @@
         <w:rPr>
           <w:b/>
         </w:rPr>
+        <w:t xml:space="preserve">[MISSED_CALL_LABEL]</w:t>
+      </w:r>
+    </w:p>
+    <w:p>
+      <w:pPr/>
+      <w:r>
+        <w:t xml:space="preserve">[MISSED_CALL_NOTE]</w:t>
+      </w:r>
+    </w:p>
+    <w:p>
+      <w:r>
+        <w:rPr>
+          <w:b/>
+        </w:rPr>
         <w:t xml:space="preserve">Where the gaps are</w:t>
       </w:r>
     </w:p>
@@ -665,7 +679,7 @@
         <w:pStyle w:val="SmallNote"/>
       </w:pPr>
       <w:r>
-        <w:t xml:space="preserve">Short on time? Use your Start Here page and tracking sheet instead. They are the short version of this week: a smaller list, a ready-made message, and a Day 14 checkpoint.</w:t>
+        <w:t xml:space="preserve">Short on time? Use your Start Here guide and tracking sheet instead. They are the short version of this week: a smaller list, ready-made messages, and a Day 14 checkpoint.</w:t>
       </w:r>
     </w:p>
     <w:p>
